--- a/reports/OOP_Project_Report_20260621_183522.docx
+++ b/reports/OOP_Project_Report_20260621_183522.docx
@@ -68,12 +68,6 @@
           <w:szCs w:val="28"/>
         </w:rPr>
         <w:br/>
-      </w:r>
-      <w:r>
-        <w:rPr>
-          <w:sz w:val="28"/>
-          <w:szCs w:val="28"/>
-        </w:rPr>
         <w:t>Professor: Salvatore Distefano</w:t>
       </w:r>
       <w:r>
@@ -85,7 +79,6 @@
         <w:t xml:space="preserve">Mehdi </w:t>
       </w:r>
       <w:proofErr w:type="spellStart"/>
-      <w:proofErr w:type="gramStart"/>
       <w:r>
         <w:rPr>
           <w:sz w:val="28"/>
@@ -99,16 +92,8 @@
           <w:sz w:val="28"/>
           <w:szCs w:val="28"/>
         </w:rPr>
-        <w:t xml:space="preserve">  </w:t>
+        <w:t xml:space="preserve">  558948</w:t>
       </w:r>
-      <w:r>
-        <w:rPr>
-          <w:sz w:val="28"/>
-          <w:szCs w:val="28"/>
-        </w:rPr>
-        <w:t>558948</w:t>
-      </w:r>
-      <w:proofErr w:type="gramEnd"/>
       <w:r>
         <w:br/>
       </w:r>
@@ -116,6 +101,14 @@
     <w:p/>
     <w:sdt>
       <w:sdtPr>
+        <w:rPr>
+          <w:rFonts w:ascii="Calibri" w:eastAsiaTheme="minorEastAsia" w:hAnsi="Calibri" w:cstheme="minorBidi"/>
+          <w:b w:val="0"/>
+          <w:bCs w:val="0"/>
+          <w:color w:val="auto"/>
+          <w:sz w:val="22"/>
+          <w:szCs w:val="22"/>
+        </w:rPr>
         <w:id w:val="503478962"/>
         <w:docPartObj>
           <w:docPartGallery w:val="Table of Contents"/>
@@ -124,11 +117,7 @@
       </w:sdtPr>
       <w:sdtEndPr>
         <w:rPr>
-          <w:rFonts w:ascii="Calibri" w:eastAsiaTheme="minorEastAsia" w:hAnsi="Calibri" w:cstheme="minorBidi"/>
           <w:noProof/>
-          <w:color w:val="auto"/>
-          <w:sz w:val="22"/>
-          <w:szCs w:val="22"/>
         </w:rPr>
       </w:sdtEndPr>
       <w:sdtContent>
@@ -155,7 +144,6 @@
               <w:kern w:val="2"/>
               <w:sz w:val="24"/>
               <w:szCs w:val="24"/>
-              <w:lang/>
               <w14:ligatures w14:val="standardContextual"/>
             </w:rPr>
           </w:pPr>
@@ -238,7 +226,6 @@
               <w:kern w:val="2"/>
               <w:sz w:val="24"/>
               <w:szCs w:val="24"/>
-              <w:lang/>
               <w14:ligatures w14:val="standardContextual"/>
             </w:rPr>
           </w:pPr>
@@ -312,7 +299,6 @@
               <w:kern w:val="2"/>
               <w:sz w:val="24"/>
               <w:szCs w:val="24"/>
-              <w:lang/>
               <w14:ligatures w14:val="standardContextual"/>
             </w:rPr>
           </w:pPr>
@@ -386,7 +372,6 @@
               <w:kern w:val="2"/>
               <w:sz w:val="24"/>
               <w:szCs w:val="24"/>
-              <w:lang/>
               <w14:ligatures w14:val="standardContextual"/>
             </w:rPr>
           </w:pPr>
@@ -460,7 +445,6 @@
               <w:kern w:val="2"/>
               <w:sz w:val="24"/>
               <w:szCs w:val="24"/>
-              <w:lang/>
               <w14:ligatures w14:val="standardContextual"/>
             </w:rPr>
           </w:pPr>
@@ -534,7 +518,6 @@
               <w:kern w:val="2"/>
               <w:sz w:val="24"/>
               <w:szCs w:val="24"/>
-              <w:lang/>
               <w14:ligatures w14:val="standardContextual"/>
             </w:rPr>
           </w:pPr>
@@ -608,7 +591,6 @@
               <w:kern w:val="2"/>
               <w:sz w:val="24"/>
               <w:szCs w:val="24"/>
-              <w:lang/>
               <w14:ligatures w14:val="standardContextual"/>
             </w:rPr>
           </w:pPr>
@@ -682,7 +664,6 @@
               <w:kern w:val="2"/>
               <w:sz w:val="24"/>
               <w:szCs w:val="24"/>
-              <w:lang/>
               <w14:ligatures w14:val="standardContextual"/>
             </w:rPr>
           </w:pPr>
@@ -756,7 +737,6 @@
               <w:kern w:val="2"/>
               <w:sz w:val="24"/>
               <w:szCs w:val="24"/>
-              <w:lang/>
               <w14:ligatures w14:val="standardContextual"/>
             </w:rPr>
           </w:pPr>
@@ -830,7 +810,6 @@
               <w:kern w:val="2"/>
               <w:sz w:val="24"/>
               <w:szCs w:val="24"/>
-              <w:lang/>
               <w14:ligatures w14:val="standardContextual"/>
             </w:rPr>
           </w:pPr>
@@ -904,7 +883,6 @@
               <w:kern w:val="2"/>
               <w:sz w:val="24"/>
               <w:szCs w:val="24"/>
-              <w:lang/>
               <w14:ligatures w14:val="standardContextual"/>
             </w:rPr>
           </w:pPr>
@@ -978,7 +956,6 @@
               <w:kern w:val="2"/>
               <w:sz w:val="24"/>
               <w:szCs w:val="24"/>
-              <w:lang/>
               <w14:ligatures w14:val="standardContextual"/>
             </w:rPr>
           </w:pPr>
@@ -1052,7 +1029,6 @@
               <w:kern w:val="2"/>
               <w:sz w:val="24"/>
               <w:szCs w:val="24"/>
-              <w:lang/>
               <w14:ligatures w14:val="standardContextual"/>
             </w:rPr>
           </w:pPr>
@@ -1126,7 +1102,6 @@
               <w:kern w:val="2"/>
               <w:sz w:val="24"/>
               <w:szCs w:val="24"/>
-              <w:lang/>
               <w14:ligatures w14:val="standardContextual"/>
             </w:rPr>
           </w:pPr>
@@ -1200,7 +1175,6 @@
               <w:kern w:val="2"/>
               <w:sz w:val="24"/>
               <w:szCs w:val="24"/>
-              <w:lang/>
               <w14:ligatures w14:val="standardContextual"/>
             </w:rPr>
           </w:pPr>
@@ -1274,7 +1248,6 @@
               <w:kern w:val="2"/>
               <w:sz w:val="24"/>
               <w:szCs w:val="24"/>
-              <w:lang/>
               <w14:ligatures w14:val="standardContextual"/>
             </w:rPr>
           </w:pPr>
@@ -1348,7 +1321,6 @@
               <w:kern w:val="2"/>
               <w:sz w:val="24"/>
               <w:szCs w:val="24"/>
-              <w:lang/>
               <w14:ligatures w14:val="standardContextual"/>
             </w:rPr>
           </w:pPr>
@@ -1422,7 +1394,6 @@
               <w:kern w:val="2"/>
               <w:sz w:val="24"/>
               <w:szCs w:val="24"/>
-              <w:lang/>
               <w14:ligatures w14:val="standardContextual"/>
             </w:rPr>
           </w:pPr>
@@ -1496,7 +1467,6 @@
               <w:kern w:val="2"/>
               <w:sz w:val="24"/>
               <w:szCs w:val="24"/>
-              <w:lang/>
               <w14:ligatures w14:val="standardContextual"/>
             </w:rPr>
           </w:pPr>
@@ -1579,6 +1549,14 @@
         </w:rPr>
       </w:pPr>
       <w:bookmarkStart w:id="0" w:name="_Toc232971499"/>
+    </w:p>
+    <w:p>
+      <w:pPr>
+        <w:pStyle w:val="Heading1"/>
+        <w:rPr>
+          <w:color w:val="006C15"/>
+        </w:rPr>
+      </w:pPr>
       <w:r>
         <w:rPr>
           <w:color w:val="006C15"/>
@@ -1589,11 +1567,7 @@
     </w:p>
     <w:p>
       <w:r>
-        <w:t xml:space="preserve">This report explains how the Java Pac-Man project applies the main principles of Object-Oriented Programming. The project is built around reusable game objects, state objects, tile objects, input </w:t>
-      </w:r>
-      <w:r>
-        <w:lastRenderedPageBreak/>
-        <w:t>handlers, file utilities, and rendering helpers. The report focuses on the concrete OOP concepts used in the code: inheritance, encapsulation, information hiding, abstraction, polymorphism, interface implementation, composition, subtyping, exception handling, customization, and the Open/Closed Principle.</w:t>
+        <w:t>This report explains how the Java Pac-Man project applies the main principles of Object-Oriented Programming. The project is built around reusable game objects, state objects, tile objects, input handlers, file utilities, and rendering helpers. The report focuses on the concrete OOP concepts used in the code: inheritance, encapsulation, information hiding, abstraction, polymorphism, interface implementation, composition, subtyping, exception handling, customization, and the Open/Closed Principle.</w:t>
       </w:r>
     </w:p>
     <w:p>
@@ -1667,7 +1641,11 @@
     </w:p>
     <w:p>
       <w:r>
-        <w:t>Graphics are organized through Assets, ImageLoader, and SpriteSheet. Assets loads and exposes images, ImageLoader handles image loading and resizing, and SpriteSheet extracts smaller images from larger sprite sheets. Input is handled by KeyManager and Mouse, which implement Java listener interfaces. Persistence is handled by GameFileManager, which saves the current level, lives, score, and leaderboard values.</w:t>
+        <w:t xml:space="preserve">Graphics are organized through Assets, ImageLoader, and SpriteSheet. Assets loads and exposes images, ImageLoader handles image loading and resizing, and SpriteSheet extracts smaller images from larger sprite sheets. Input is handled by KeyManager and Mouse, which implement Java listener interfaces. </w:t>
+      </w:r>
+      <w:r>
+        <w:lastRenderedPageBreak/>
+        <w:t>Persistence is handled by GameFileManager, which saves the current level, lives, score, and leaderboard values.</w:t>
       </w:r>
     </w:p>
     <w:p>
@@ -1699,7 +1677,6 @@
         <w:pStyle w:val="ListBullet"/>
       </w:pPr>
       <w:r>
-        <w:lastRenderedPageBreak/>
         <w:t>GAME.States: menu, gameplay, level selection, sound settings, and leaderboard screens.</w:t>
       </w:r>
     </w:p>
@@ -1924,16 +1901,6 @@
         <w:t>This hierarchy means Player does not need to reimplement the basic position, size, collision area, and movement structure already defined in Entity and Creature. The same idea is used by the ghost classes and by tile classes such as Block extending Tile.</w:t>
       </w:r>
       <w:bookmarkStart w:id="4" w:name="_Toc232971503"/>
-    </w:p>
-    <w:p/>
-    <w:p/>
-    <w:p>
-      <w:pPr>
-        <w:pStyle w:val="Heading1"/>
-        <w:rPr>
-          <w:color w:val="006C15"/>
-        </w:rPr>
-      </w:pPr>
     </w:p>
     <w:p/>
     <w:p/>
